--- a/グッドフィール/新卒_プログラマー_履歴書_坂上壱希.docx
+++ b/グッドフィール/新卒_プログラマー_履歴書_坂上壱希.docx
@@ -1268,7 +1268,7 @@
                 <w:sz w:val="20"/>
                 <w:szCs w:val="20"/>
               </w:rPr>
-              <w:t>女</w:t>
+              <w:t>男</w:t>
             </w:r>
           </w:p>
         </w:tc>
@@ -4657,7 +4657,7 @@
               <w:spacing w:line="380" w:lineRule="exact"/>
               <w:jc w:val="left"/>
               <w:rPr>
-                <w:rFonts w:asciiTheme="majorEastAsia" w:eastAsiaTheme="majorEastAsia" w:hAnsiTheme="majorEastAsia" w:hint="eastAsia"/>
+                <w:rFonts w:asciiTheme="majorEastAsia" w:eastAsiaTheme="majorEastAsia" w:hAnsiTheme="majorEastAsia"/>
                 <w:kern w:val="0"/>
                 <w:sz w:val="18"/>
                 <w:szCs w:val="18"/>
@@ -6385,6 +6385,7 @@
   <w:style w:type="character" w:default="1" w:styleId="a0">
     <w:name w:val="Default Paragraph Font"/>
     <w:uiPriority w:val="1"/>
+    <w:semiHidden/>
     <w:unhideWhenUsed/>
   </w:style>
   <w:style w:type="table" w:default="1" w:styleId="a1">
